--- a/Documentations/Projet_Pokemon.docx
+++ b/Documentations/Projet_Pokemon.docx
@@ -332,7 +332,9 @@
               <w:tab w:val="right" w:leader="dot" w:pos="9062"/>
             </w:tabs>
             <w:rPr>
+              <w:rFonts w:eastAsiaTheme="minorEastAsia"/>
               <w:noProof/>
+              <w:lang w:eastAsia="fr-FR"/>
             </w:rPr>
           </w:pPr>
           <w:r>
@@ -344,28 +346,13 @@
           <w:r>
             <w:fldChar w:fldCharType="separate"/>
           </w:r>
-          <w:hyperlink w:anchor="_Toc221638230" w:history="1">
+          <w:hyperlink w:anchor="_Toc223527528" w:history="1">
             <w:r>
               <w:rPr>
                 <w:rStyle w:val="Lienhypertexte"/>
                 <w:noProof/>
               </w:rPr>
-              <w:t>Th</w:t>
-            </w:r>
-            <w:r>
-              <w:rPr>
-                <w:rStyle w:val="Lienhypertexte"/>
-                <w:rFonts w:hint="eastAsia"/>
-                <w:noProof/>
-              </w:rPr>
-              <w:t>è</w:t>
-            </w:r>
-            <w:r>
-              <w:rPr>
-                <w:rStyle w:val="Lienhypertexte"/>
-                <w:noProof/>
-              </w:rPr>
-              <w:t>me et Histoire</w:t>
+              <w:t>Thème et Histoire</w:t>
             </w:r>
             <w:r>
               <w:rPr>
@@ -386,7 +373,7 @@
                 <w:noProof/>
                 <w:webHidden/>
               </w:rPr>
-              <w:instrText xml:space="preserve"> PAGEREF _Toc221638230 \h </w:instrText>
+              <w:instrText xml:space="preserve"> PAGEREF _Toc223527528 \h </w:instrText>
             </w:r>
             <w:r>
               <w:rPr>
@@ -424,46 +411,18 @@
               <w:tab w:val="right" w:leader="dot" w:pos="9062"/>
             </w:tabs>
             <w:rPr>
+              <w:rFonts w:eastAsiaTheme="minorEastAsia"/>
               <w:noProof/>
+              <w:lang w:eastAsia="fr-FR"/>
             </w:rPr>
           </w:pPr>
-          <w:hyperlink w:anchor="_Toc221638231" w:history="1">
+          <w:hyperlink w:anchor="_Toc223527529" w:history="1">
             <w:r>
               <w:rPr>
                 <w:rStyle w:val="Lienhypertexte"/>
                 <w:noProof/>
               </w:rPr>
-              <w:t>Th</w:t>
-            </w:r>
-            <w:r>
-              <w:rPr>
-                <w:rStyle w:val="Lienhypertexte"/>
-                <w:rFonts w:hint="eastAsia"/>
-                <w:noProof/>
-              </w:rPr>
-              <w:t>è</w:t>
-            </w:r>
-            <w:r>
-              <w:rPr>
-                <w:rStyle w:val="Lienhypertexte"/>
-                <w:noProof/>
-              </w:rPr>
-              <w:t>me</w:t>
-            </w:r>
-            <w:r>
-              <w:rPr>
-                <w:rStyle w:val="Lienhypertexte"/>
-                <w:rFonts w:hint="eastAsia"/>
-                <w:noProof/>
-              </w:rPr>
-              <w:t> </w:t>
-            </w:r>
-            <w:r>
-              <w:rPr>
-                <w:rStyle w:val="Lienhypertexte"/>
-                <w:noProof/>
-              </w:rPr>
-              <w:t>:</w:t>
+              <w:t>Ce que je veux :</w:t>
             </w:r>
             <w:r>
               <w:rPr>
@@ -484,7 +443,7 @@
                 <w:noProof/>
                 <w:webHidden/>
               </w:rPr>
-              <w:instrText xml:space="preserve"> PAGEREF _Toc221638231 \h </w:instrText>
+              <w:instrText xml:space="preserve"> PAGEREF _Toc223527529 \h </w:instrText>
             </w:r>
             <w:r>
               <w:rPr>
@@ -522,31 +481,18 @@
               <w:tab w:val="right" w:leader="dot" w:pos="9062"/>
             </w:tabs>
             <w:rPr>
+              <w:rFonts w:eastAsiaTheme="minorEastAsia"/>
               <w:noProof/>
+              <w:lang w:eastAsia="fr-FR"/>
             </w:rPr>
           </w:pPr>
-          <w:hyperlink w:anchor="_Toc221638232" w:history="1">
+          <w:hyperlink w:anchor="_Toc223527530" w:history="1">
             <w:r>
               <w:rPr>
                 <w:rStyle w:val="Lienhypertexte"/>
                 <w:noProof/>
               </w:rPr>
-              <w:t>Synopsis</w:t>
-            </w:r>
-            <w:r>
-              <w:rPr>
-                <w:rStyle w:val="Lienhypertexte"/>
-                <w:rFonts w:hint="eastAsia"/>
-                <w:noProof/>
-              </w:rPr>
-              <w:t> </w:t>
-            </w:r>
-            <w:r>
-              <w:rPr>
-                <w:rStyle w:val="Lienhypertexte"/>
-                <w:noProof/>
-              </w:rPr>
-              <w:t>:</w:t>
+              <w:t>Synopsis :</w:t>
             </w:r>
             <w:r>
               <w:rPr>
@@ -567,7 +513,7 @@
                 <w:noProof/>
                 <w:webHidden/>
               </w:rPr>
-              <w:instrText xml:space="preserve"> PAGEREF _Toc221638232 \h </w:instrText>
+              <w:instrText xml:space="preserve"> PAGEREF _Toc223527530 \h </w:instrText>
             </w:r>
             <w:r>
               <w:rPr>
@@ -587,7 +533,7 @@
                 <w:noProof/>
                 <w:webHidden/>
               </w:rPr>
-              <w:t>2</w:t>
+              <w:t>3</w:t>
             </w:r>
             <w:r>
               <w:rPr>
@@ -619,7 +565,7 @@
       <w:pPr>
         <w:pStyle w:val="Titre1"/>
       </w:pPr>
-      <w:bookmarkStart w:id="0" w:name="_Toc221638230"/>
+      <w:bookmarkStart w:id="0" w:name="_Toc223527528"/>
       <w:r>
         <w:lastRenderedPageBreak/>
         <w:t>Thème et Histoire</w:t>
@@ -630,7 +576,7 @@
       <w:pPr>
         <w:pStyle w:val="Titre2"/>
       </w:pPr>
-      <w:bookmarkStart w:id="1" w:name="_Toc221638231"/>
+      <w:bookmarkStart w:id="1" w:name="_Toc223527529"/>
       <w:r>
         <w:t>Ce que je veux</w:t>
       </w:r>
@@ -652,9 +598,9 @@
         <w:tblLook w:val="04A0" w:firstRow="1" w:lastRow="0" w:firstColumn="1" w:lastColumn="0" w:noHBand="0" w:noVBand="1"/>
       </w:tblPr>
       <w:tblGrid>
-        <w:gridCol w:w="1935"/>
-        <w:gridCol w:w="2128"/>
-        <w:gridCol w:w="1692"/>
+        <w:gridCol w:w="1932"/>
+        <w:gridCol w:w="2127"/>
+        <w:gridCol w:w="1696"/>
         <w:gridCol w:w="1916"/>
         <w:gridCol w:w="1401"/>
       </w:tblGrid>
@@ -892,6 +838,13 @@
                 <w:szCs w:val="22"/>
               </w:rPr>
             </w:pPr>
+            <w:r>
+              <w:rPr>
+                <w:sz w:val="22"/>
+                <w:szCs w:val="22"/>
+              </w:rPr>
+              <w:t>Choix mauvais : Fight avec rival méchant (en duo) vs champion(ne) &amp; rival gentille</w:t>
+            </w:r>
           </w:p>
         </w:tc>
         <w:tc>
@@ -1025,6 +978,13 @@
                 <w:szCs w:val="22"/>
               </w:rPr>
             </w:pPr>
+            <w:r>
+              <w:rPr>
+                <w:sz w:val="22"/>
+                <w:szCs w:val="22"/>
+              </w:rPr>
+              <w:t xml:space="preserve">Choix gentils : fight avec rival gentille (en duo) vs champion(ne) et rival méchant </w:t>
+            </w:r>
           </w:p>
         </w:tc>
         <w:tc>
@@ -1131,6 +1091,13 @@
                 <w:szCs w:val="22"/>
               </w:rPr>
             </w:pPr>
+            <w:r>
+              <w:rPr>
+                <w:sz w:val="22"/>
+                <w:szCs w:val="22"/>
+              </w:rPr>
+              <w:t>Choix équilibre : fight avec champion(ne) (en duo) vs rivaux</w:t>
+            </w:r>
           </w:p>
         </w:tc>
         <w:tc>
@@ -1161,6 +1128,13 @@
                 <w:szCs w:val="22"/>
               </w:rPr>
             </w:pPr>
+            <w:r>
+              <w:rPr>
+                <w:sz w:val="22"/>
+                <w:szCs w:val="22"/>
+              </w:rPr>
+              <w:t>Modif de la map de kalos, ajout de nouvelle villes</w:t>
+            </w:r>
           </w:p>
         </w:tc>
       </w:tr>
@@ -1355,6 +1329,7 @@
               <w:jc w:val="center"/>
             </w:pPr>
             <w:r>
+              <w:lastRenderedPageBreak/>
               <w:t>6</w:t>
             </w:r>
           </w:p>
@@ -1385,15 +1360,7 @@
                 <w:szCs w:val="22"/>
               </w:rPr>
               <w:br/>
-              <w:t xml:space="preserve">Si choisi le rival « gentille » alors </w:t>
-            </w:r>
-            <w:r>
-              <w:rPr>
-                <w:sz w:val="22"/>
-                <w:szCs w:val="22"/>
-              </w:rPr>
-              <w:lastRenderedPageBreak/>
-              <w:t>Xerneas,</w:t>
+              <w:t>Si choisi le rival « gentille » alors Xerneas,</w:t>
             </w:r>
             <w:r>
               <w:rPr>
@@ -1849,10 +1816,10 @@
       <w:pPr>
         <w:pStyle w:val="Titre2"/>
       </w:pPr>
-      <w:bookmarkStart w:id="2" w:name="_Toc221638232"/>
       <w:r>
         <w:br/>
       </w:r>
+      <w:bookmarkStart w:id="2" w:name="_Toc223527530"/>
       <w:r>
         <w:t>Synopsis</w:t>
       </w:r>
@@ -3351,10 +3318,12 @@
     <w:rsid w:val="00432B5D"/>
     <w:rsid w:val="004362F3"/>
     <w:rsid w:val="00896CD3"/>
+    <w:rsid w:val="009E764A"/>
     <w:rsid w:val="00AC39E8"/>
     <w:rsid w:val="00B22D4D"/>
     <w:rsid w:val="00C01F11"/>
     <w:rsid w:val="00E113A9"/>
+    <w:rsid w:val="00F64570"/>
   </w:rsids>
   <m:mathPr>
     <m:mathFont m:val="Cambria Math"/>
